--- a/src/main/resources/templates/DeNghiCapBaoLanh/de-nghi-cap-bao-lanh-hyundai.docx
+++ b/src/main/resources/templates/DeNghiCapBaoLanh/de-nghi-cap-bao-lanh-hyundai.docx
@@ -66,7 +66,7 @@
                 <w:noProof/>
               </w:rPr>
               <w:drawing>
-                <wp:anchor distT="0" distB="0" distL="114300" distR="114300" simplePos="0" relativeHeight="251659264" behindDoc="0" locked="0" layoutInCell="1" allowOverlap="1" wp14:anchorId="658827BB" wp14:editId="52028706">
+                <wp:anchor distT="0" distB="0" distL="114300" distR="114300" simplePos="0" relativeHeight="251659264" behindDoc="0" locked="0" layoutInCell="1" allowOverlap="1" wp14:anchorId="658827BB" wp14:editId="6F87DE56">
                   <wp:simplePos x="0" y="0"/>
                   <wp:positionH relativeFrom="column">
                     <wp:posOffset>-6350</wp:posOffset>
@@ -237,7 +237,6 @@
           <w:szCs w:val="28"/>
         </w:rPr>
       </w:pPr>
-      <w:proofErr w:type="gramStart"/>
       <w:r>
         <w:rPr>
           <w:rFonts w:ascii="Times New Roman" w:hAnsi="Times New Roman"/>
@@ -246,18 +245,7 @@
           <w:sz w:val="28"/>
           <w:szCs w:val="28"/>
         </w:rPr>
-        <w:t>Số: {{</w:t>
-      </w:r>
-      <w:proofErr w:type="gramEnd"/>
-      <w:r>
-        <w:rPr>
-          <w:rFonts w:ascii="Times New Roman" w:hAnsi="Times New Roman"/>
-          <w:iCs/>
-          <w:spacing w:val="-4"/>
-          <w:sz w:val="28"/>
-          <w:szCs w:val="28"/>
-        </w:rPr>
-        <w:t>HDBDCT}}</w:t>
+        <w:t>Số: {{HDBDCT}}</w:t>
       </w:r>
     </w:p>
     <w:p>
@@ -269,16 +257,14 @@
           <w:rFonts w:ascii="Times New Roman" w:hAnsi="Times New Roman"/>
           <w:b/>
           <w:spacing w:val="-4"/>
-          <w:sz w:val="26"/>
-          <w:szCs w:val="26"/>
+          <w:szCs w:val="24"/>
         </w:rPr>
       </w:pPr>
       <w:r>
         <w:rPr>
           <w:rFonts w:ascii="Times New Roman" w:hAnsi="Times New Roman"/>
           <w:i/>
-          <w:sz w:val="26"/>
-          <w:szCs w:val="26"/>
+          <w:szCs w:val="24"/>
           <w:u w:val="single"/>
         </w:rPr>
         <w:t>Kính gửi</w:t>
@@ -286,8 +272,7 @@
       <w:r>
         <w:rPr>
           <w:rFonts w:ascii="Times New Roman" w:hAnsi="Times New Roman"/>
-          <w:sz w:val="26"/>
-          <w:szCs w:val="26"/>
+          <w:szCs w:val="24"/>
         </w:rPr>
         <w:t xml:space="preserve">: </w:t>
       </w:r>
@@ -296,42 +281,16 @@
           <w:rFonts w:ascii="Times New Roman" w:hAnsi="Times New Roman"/>
           <w:b/>
           <w:spacing w:val="-8"/>
-          <w:sz w:val="26"/>
-          <w:szCs w:val="26"/>
-        </w:rPr>
-        <w:t xml:space="preserve">Ngân hàng TMCP Đầu tư và Phát triển Việt </w:t>
-      </w:r>
-      <w:smartTag w:uri="urn:schemas-microsoft-com:office:smarttags" w:element="country-region">
-        <w:smartTag w:uri="urn:schemas-microsoft-com:office:smarttags" w:element="place">
-          <w:r>
-            <w:rPr>
-              <w:rFonts w:ascii="Times New Roman" w:hAnsi="Times New Roman"/>
-              <w:b/>
-              <w:spacing w:val="-8"/>
-              <w:sz w:val="26"/>
-              <w:szCs w:val="26"/>
-            </w:rPr>
-            <w:t>Nam</w:t>
-          </w:r>
-        </w:smartTag>
-      </w:smartTag>
-      <w:r>
-        <w:rPr>
-          <w:rFonts w:ascii="Times New Roman" w:hAnsi="Times New Roman"/>
-          <w:b/>
-          <w:spacing w:val="-8"/>
-          <w:sz w:val="26"/>
-          <w:szCs w:val="26"/>
-        </w:rPr>
-        <w:t>-Chi nhánh Đồng Tháp</w:t>
+          <w:szCs w:val="24"/>
+        </w:rPr>
+        <w:t>Ngân hàng TMCP Đầu tư và Phát triển Việt Nam-Chi nhánh Đồng Tháp</w:t>
       </w:r>
       <w:r>
         <w:rPr>
           <w:rFonts w:ascii="Times New Roman" w:hAnsi="Times New Roman"/>
           <w:b/>
           <w:spacing w:val="-4"/>
-          <w:sz w:val="26"/>
-          <w:szCs w:val="26"/>
+          <w:szCs w:val="24"/>
         </w:rPr>
         <w:t xml:space="preserve"> </w:t>
       </w:r>
@@ -344,8 +303,7 @@
         <w:rPr>
           <w:rFonts w:ascii="Times New Roman" w:hAnsi="Times New Roman"/>
           <w:i/>
-          <w:sz w:val="26"/>
-          <w:szCs w:val="26"/>
+          <w:szCs w:val="24"/>
           <w:lang w:val="pt-BR"/>
         </w:rPr>
       </w:pPr>
@@ -353,8 +311,7 @@
         <w:rPr>
           <w:rFonts w:ascii="Times New Roman" w:hAnsi="Times New Roman"/>
           <w:i/>
-          <w:sz w:val="26"/>
-          <w:szCs w:val="26"/>
+          <w:szCs w:val="24"/>
           <w:lang w:val="pt-BR"/>
         </w:rPr>
         <w:t>(Sau đây gọi là “Ngân hàng” hoặc “BIDV Đồng Tháp”)</w:t>
@@ -368,8 +325,7 @@
         <w:rPr>
           <w:rFonts w:ascii="Times New Roman" w:hAnsi="Times New Roman"/>
           <w:i/>
-          <w:sz w:val="6"/>
-          <w:szCs w:val="6"/>
+          <w:szCs w:val="24"/>
         </w:rPr>
       </w:pPr>
     </w:p>
@@ -381,15 +337,13 @@
         <w:jc w:val="both"/>
         <w:rPr>
           <w:rFonts w:ascii="Times New Roman" w:hAnsi="Times New Roman"/>
-          <w:sz w:val="26"/>
-          <w:szCs w:val="26"/>
-        </w:rPr>
-      </w:pPr>
-      <w:r>
-        <w:rPr>
-          <w:rFonts w:ascii="Times New Roman" w:hAnsi="Times New Roman"/>
-          <w:sz w:val="26"/>
-          <w:szCs w:val="26"/>
+          <w:szCs w:val="24"/>
+        </w:rPr>
+      </w:pPr>
+      <w:r>
+        <w:rPr>
+          <w:rFonts w:ascii="Times New Roman" w:hAnsi="Times New Roman"/>
+          <w:szCs w:val="24"/>
         </w:rPr>
         <w:t xml:space="preserve">Tên khách hàng: </w:t>
       </w:r>
@@ -397,8 +351,7 @@
         <w:rPr>
           <w:rFonts w:ascii="Times New Roman" w:hAnsi="Times New Roman"/>
           <w:b/>
-          <w:sz w:val="26"/>
-          <w:szCs w:val="26"/>
+          <w:szCs w:val="24"/>
         </w:rPr>
         <w:t>CÔNG TY CP TM XNK HUY TIẾN DŨNG</w:t>
       </w:r>
@@ -412,8 +365,7 @@
         <w:rPr>
           <w:rFonts w:ascii="Times New Roman" w:hAnsi="Times New Roman"/>
           <w:i/>
-          <w:sz w:val="26"/>
-          <w:szCs w:val="26"/>
+          <w:szCs w:val="24"/>
           <w:lang w:val="fr-FR"/>
         </w:rPr>
       </w:pPr>
@@ -421,8 +373,7 @@
         <w:rPr>
           <w:rFonts w:ascii="Times New Roman" w:hAnsi="Times New Roman"/>
           <w:i/>
-          <w:sz w:val="26"/>
-          <w:szCs w:val="26"/>
+          <w:szCs w:val="24"/>
           <w:lang w:val="fr-FR"/>
         </w:rPr>
         <w:t>(Sau đây gọi là “Công ty”).</w:t>
@@ -437,15 +388,13 @@
         <w:rPr>
           <w:rFonts w:ascii="Times New Roman" w:hAnsi="Times New Roman"/>
           <w:b/>
-          <w:sz w:val="26"/>
-          <w:szCs w:val="26"/>
-        </w:rPr>
-      </w:pPr>
-      <w:r>
-        <w:rPr>
-          <w:rFonts w:ascii="Times New Roman" w:hAnsi="Times New Roman"/>
-          <w:sz w:val="26"/>
-          <w:szCs w:val="26"/>
+          <w:szCs w:val="24"/>
+        </w:rPr>
+      </w:pPr>
+      <w:r>
+        <w:rPr>
+          <w:rFonts w:ascii="Times New Roman" w:hAnsi="Times New Roman"/>
+          <w:szCs w:val="24"/>
           <w:lang w:val="fr-FR"/>
         </w:rPr>
         <w:t xml:space="preserve">Giấy chứng nhận đăng ký doanh nghiệp số </w:t>
@@ -453,8 +402,7 @@
       <w:r>
         <w:rPr>
           <w:rFonts w:ascii="Times New Roman" w:eastAsia="Calibri" w:hAnsi="Times New Roman"/>
-          <w:sz w:val="26"/>
-          <w:szCs w:val="26"/>
+          <w:szCs w:val="24"/>
           <w:lang w:val="nl-NL"/>
         </w:rPr>
         <w:t xml:space="preserve">1402021121 do Sở KH&amp;ĐT Đồng Tháp cấp, </w:t>
@@ -462,8 +410,7 @@
       <w:r>
         <w:rPr>
           <w:rFonts w:ascii="Times New Roman" w:hAnsi="Times New Roman"/>
-          <w:sz w:val="26"/>
-          <w:szCs w:val="26"/>
+          <w:szCs w:val="24"/>
           <w:lang w:val="nl-NL"/>
         </w:rPr>
         <w:t>đăng ký lần đầu ngày 14/09/2015, đăng ký thay đổi lần thứ 8 ngày 29/08/2025</w:t>
@@ -471,8 +418,7 @@
       <w:r>
         <w:rPr>
           <w:rFonts w:ascii="Times New Roman" w:eastAsia="Calibri" w:hAnsi="Times New Roman"/>
-          <w:sz w:val="26"/>
-          <w:szCs w:val="26"/>
+          <w:szCs w:val="24"/>
           <w:lang w:val="nl-NL"/>
         </w:rPr>
         <w:t xml:space="preserve">. </w:t>
@@ -485,23 +431,20 @@
         <w:jc w:val="both"/>
         <w:rPr>
           <w:spacing w:val="-6"/>
-          <w:sz w:val="26"/>
-          <w:szCs w:val="26"/>
+          <w:sz w:val="24"/>
         </w:rPr>
       </w:pPr>
       <w:r>
         <w:rPr>
           <w:spacing w:val="-6"/>
-          <w:sz w:val="26"/>
-          <w:szCs w:val="26"/>
+          <w:sz w:val="24"/>
         </w:rPr>
         <w:t>Địa chỉ</w:t>
       </w:r>
       <w:r>
         <w:rPr>
           <w:spacing w:val="-6"/>
-          <w:sz w:val="26"/>
-          <w:szCs w:val="26"/>
+          <w:sz w:val="24"/>
           <w:lang w:val="x-none"/>
         </w:rPr>
         <w:t xml:space="preserve">: </w:t>
@@ -509,8 +452,7 @@
       <w:r>
         <w:rPr>
           <w:spacing w:val="-6"/>
-          <w:sz w:val="26"/>
-          <w:szCs w:val="26"/>
+          <w:sz w:val="24"/>
         </w:rPr>
         <w:t>Số 89, đường Nguyễn Huệ, Khóm 1, phường Cao Lãnh, Đồng Tháp</w:t>
       </w:r>
@@ -520,21 +462,18 @@
         <w:spacing w:before="60" w:after="60" w:line="264" w:lineRule="auto"/>
         <w:ind w:firstLine="562"/>
         <w:rPr>
-          <w:sz w:val="26"/>
-          <w:szCs w:val="26"/>
-        </w:rPr>
-      </w:pPr>
-      <w:r>
-        <w:rPr>
-          <w:sz w:val="26"/>
-          <w:szCs w:val="26"/>
+          <w:sz w:val="24"/>
+        </w:rPr>
+      </w:pPr>
+      <w:r>
+        <w:rPr>
+          <w:sz w:val="24"/>
         </w:rPr>
         <w:t>Điện thoại</w:t>
       </w:r>
       <w:r>
         <w:rPr>
-          <w:sz w:val="26"/>
-          <w:szCs w:val="26"/>
+          <w:sz w:val="24"/>
           <w:lang w:val="x-none"/>
         </w:rPr>
         <w:t xml:space="preserve">: </w:t>
@@ -542,16 +481,14 @@
       <w:r>
         <w:rPr>
           <w:rFonts w:eastAsia="Calibri"/>
-          <w:sz w:val="26"/>
-          <w:szCs w:val="26"/>
+          <w:sz w:val="24"/>
         </w:rPr>
         <w:t xml:space="preserve">0277.3766668 </w:t>
       </w:r>
       <w:r>
         <w:rPr>
           <w:rFonts w:eastAsia="Calibri"/>
-          <w:sz w:val="26"/>
-          <w:szCs w:val="26"/>
+          <w:sz w:val="24"/>
           <w:lang w:val="nl-NL"/>
         </w:rPr>
         <w:t xml:space="preserve">Fax: </w:t>
@@ -559,8 +496,7 @@
       <w:r>
         <w:rPr>
           <w:rFonts w:eastAsia="Calibri"/>
-          <w:sz w:val="26"/>
-          <w:szCs w:val="26"/>
+          <w:sz w:val="24"/>
         </w:rPr>
         <w:t>0277.3878778</w:t>
       </w:r>
@@ -570,44 +506,38 @@
         <w:spacing w:before="60" w:after="60" w:line="264" w:lineRule="auto"/>
         <w:ind w:firstLine="562"/>
         <w:rPr>
-          <w:sz w:val="26"/>
-          <w:szCs w:val="26"/>
-        </w:rPr>
-      </w:pPr>
-      <w:r>
-        <w:rPr>
-          <w:sz w:val="26"/>
-          <w:szCs w:val="26"/>
+          <w:sz w:val="24"/>
+        </w:rPr>
+      </w:pPr>
+      <w:r>
+        <w:rPr>
+          <w:sz w:val="24"/>
         </w:rPr>
         <w:t>Người đại diện</w:t>
       </w:r>
       <w:r>
         <w:rPr>
           <w:color w:val="0000CC"/>
-          <w:sz w:val="26"/>
-          <w:szCs w:val="26"/>
+          <w:sz w:val="24"/>
         </w:rPr>
         <w:t>: Phạm Bích Kiều</w:t>
       </w:r>
       <w:r>
         <w:rPr>
-          <w:sz w:val="26"/>
-          <w:szCs w:val="26"/>
+          <w:sz w:val="24"/>
         </w:rPr>
         <w:t>, Chức vụ</w:t>
       </w:r>
       <w:r>
         <w:rPr>
-          <w:sz w:val="26"/>
-          <w:szCs w:val="26"/>
+          <w:sz w:val="24"/>
           <w:lang w:val="x-none"/>
         </w:rPr>
         <w:t xml:space="preserve">: </w:t>
       </w:r>
       <w:r>
         <w:rPr>
-          <w:sz w:val="26"/>
-          <w:szCs w:val="26"/>
+          <w:sz w:val="24"/>
         </w:rPr>
         <w:t>Phó Giám đốc</w:t>
       </w:r>
@@ -617,14 +547,12 @@
         <w:spacing w:before="60" w:after="60" w:line="264" w:lineRule="auto"/>
         <w:ind w:firstLine="562"/>
         <w:rPr>
-          <w:sz w:val="26"/>
-          <w:szCs w:val="26"/>
-        </w:rPr>
-      </w:pPr>
-      <w:r>
-        <w:rPr>
-          <w:sz w:val="26"/>
-          <w:szCs w:val="26"/>
+          <w:sz w:val="24"/>
+        </w:rPr>
+      </w:pPr>
+      <w:r>
+        <w:rPr>
+          <w:sz w:val="24"/>
         </w:rPr>
         <w:t>Theo văn bản ủy quyền số: 03/GUQ.CPHTD ngày 01/05/2024 của Giám đốc</w:t>
       </w:r>
@@ -635,8 +563,7 @@
         <w:ind w:firstLine="567"/>
         <w:rPr>
           <w:b/>
-          <w:sz w:val="10"/>
-          <w:szCs w:val="28"/>
+          <w:sz w:val="24"/>
           <w:lang w:val="pt-BR"/>
         </w:rPr>
       </w:pPr>
@@ -648,32 +575,43 @@
         <w:jc w:val="both"/>
         <w:rPr>
           <w:color w:val="0000CC"/>
-          <w:sz w:val="26"/>
-          <w:szCs w:val="26"/>
+          <w:sz w:val="24"/>
           <w:lang w:val="pt-BR"/>
         </w:rPr>
       </w:pPr>
       <w:r>
         <w:rPr>
-          <w:sz w:val="26"/>
-          <w:szCs w:val="26"/>
+          <w:sz w:val="24"/>
           <w:lang w:val="pt-BR"/>
         </w:rPr>
-        <w:t>Căn cứ Hợp đồng tín dụng hạn mức số: 01/2025/10987477/HĐTD ngày 09/05/2025 (sau đây gọi là “Hợp đồng tín dụng hạn mức”)</w:t>
+        <w:t xml:space="preserve">Căn cứ Hợp đồng tín dụng hạn mức số: </w:t>
+      </w:r>
+      <w:r>
+        <w:rPr>
+          <w:color w:val="0070C0"/>
+          <w:sz w:val="24"/>
+          <w:lang w:val="fr-FR"/>
+        </w:rPr>
+        <w:t>{{HDTD}} ngày {{HDTD_DATE}}</w:t>
+      </w:r>
+      <w:r>
+        <w:rPr>
+          <w:sz w:val="24"/>
+          <w:lang w:val="pt-BR"/>
+        </w:rPr>
+        <w:t xml:space="preserve"> (sau đây gọi là “Hợp đồng tín dụng hạn mức”)</w:t>
       </w:r>
       <w:r>
         <w:rPr>
           <w:color w:val="0000CC"/>
-          <w:sz w:val="26"/>
-          <w:szCs w:val="26"/>
+          <w:sz w:val="24"/>
           <w:lang w:val="pt-BR"/>
         </w:rPr>
         <w:t xml:space="preserve"> </w:t>
       </w:r>
       <w:r>
         <w:rPr>
-          <w:sz w:val="26"/>
-          <w:szCs w:val="26"/>
+          <w:sz w:val="24"/>
           <w:lang w:val="pt-BR"/>
         </w:rPr>
         <w:t>ký giữa Công ty chúng tôi và Ngân hàng.</w:t>
@@ -754,14 +692,12 @@
         <w:jc w:val="both"/>
         <w:rPr>
           <w:spacing w:val="-2"/>
-          <w:sz w:val="26"/>
-          <w:szCs w:val="26"/>
-        </w:rPr>
-      </w:pPr>
-      <w:r>
-        <w:rPr>
-          <w:sz w:val="26"/>
-          <w:szCs w:val="26"/>
+          <w:sz w:val="24"/>
+        </w:rPr>
+      </w:pPr>
+      <w:r>
+        <w:rPr>
+          <w:sz w:val="24"/>
           <w:lang w:val="pt-BR"/>
         </w:rPr>
         <w:t xml:space="preserve">Mục đích: </w:t>
@@ -769,8 +705,7 @@
       <w:r>
         <w:rPr>
           <w:spacing w:val="-2"/>
-          <w:sz w:val="26"/>
-          <w:szCs w:val="26"/>
+          <w:sz w:val="24"/>
         </w:rPr>
         <w:t>Bảo lãnh thanh toán theo Hợp đồng nguyên tắc mua bán hàng hóa</w:t>
       </w:r>
@@ -778,16 +713,14 @@
         <w:rPr>
           <w:color w:val="0000FF"/>
           <w:spacing w:val="-2"/>
-          <w:sz w:val="26"/>
-          <w:szCs w:val="26"/>
+          <w:sz w:val="24"/>
         </w:rPr>
         <w:t xml:space="preserve"> </w:t>
       </w:r>
       <w:r>
         <w:rPr>
           <w:spacing w:val="-2"/>
-          <w:sz w:val="26"/>
-          <w:szCs w:val="26"/>
+          <w:sz w:val="24"/>
         </w:rPr>
         <w:t xml:space="preserve">số </w:t>
       </w:r>
@@ -795,16 +728,14 @@
         <w:rPr>
           <w:color w:val="0000FF"/>
           <w:spacing w:val="-2"/>
-          <w:sz w:val="26"/>
-          <w:szCs w:val="26"/>
+          <w:sz w:val="24"/>
         </w:rPr>
         <w:t>2507VS066/HĐNT/HTV ký ngày 01/07/2025</w:t>
       </w:r>
       <w:r>
         <w:rPr>
           <w:spacing w:val="-2"/>
-          <w:sz w:val="26"/>
-          <w:szCs w:val="26"/>
+          <w:sz w:val="24"/>
         </w:rPr>
         <w:t xml:space="preserve"> và Phụ lục hợp đồng</w:t>
       </w:r>
@@ -812,16 +743,14 @@
         <w:rPr>
           <w:color w:val="0000FF"/>
           <w:spacing w:val="-2"/>
-          <w:sz w:val="26"/>
-          <w:szCs w:val="26"/>
+          <w:sz w:val="24"/>
         </w:rPr>
         <w:t xml:space="preserve"> </w:t>
       </w:r>
       <w:r>
         <w:rPr>
           <w:spacing w:val="-2"/>
-          <w:sz w:val="26"/>
-          <w:szCs w:val="26"/>
+          <w:sz w:val="24"/>
         </w:rPr>
         <w:t>số</w:t>
       </w:r>
@@ -829,8 +758,7 @@
         <w:rPr>
           <w:color w:val="0000FF"/>
           <w:spacing w:val="-2"/>
-          <w:sz w:val="26"/>
-          <w:szCs w:val="26"/>
+          <w:sz w:val="24"/>
         </w:rPr>
         <w:t xml:space="preserve"> 260205-002/PLHD/VS066 ngày 28/01/2026</w:t>
       </w:r>
@@ -838,16 +766,14 @@
         <w:rPr>
           <w:color w:val="000099"/>
           <w:spacing w:val="-2"/>
-          <w:sz w:val="26"/>
-          <w:szCs w:val="26"/>
+          <w:sz w:val="24"/>
         </w:rPr>
         <w:t xml:space="preserve"> </w:t>
       </w:r>
       <w:r>
         <w:rPr>
           <w:spacing w:val="-2"/>
-          <w:sz w:val="26"/>
-          <w:szCs w:val="26"/>
+          <w:sz w:val="24"/>
         </w:rPr>
         <w:t>giữa Công ty CP Liên doanh Ô tô Hyundai Thành Công Việt Nam (HTC-VN) và Công ty CP TM Xuất Nhập Khẩu Huy Tiến Dũng.</w:t>
       </w:r>
@@ -861,15 +787,15 @@
         <w:rPr>
           <w:rFonts w:ascii="Times New Roman" w:hAnsi="Times New Roman"/>
           <w:color w:val="0000FF"/>
-          <w:sz w:val="26"/>
-          <w:szCs w:val="26"/>
-        </w:rPr>
-      </w:pPr>
-      <w:r>
-        <w:rPr>
-          <w:rFonts w:ascii="Times New Roman" w:hAnsi="Times New Roman"/>
-          <w:sz w:val="26"/>
-          <w:szCs w:val="26"/>
+          <w:sz w:val="24"/>
+          <w:szCs w:val="24"/>
+        </w:rPr>
+      </w:pPr>
+      <w:r>
+        <w:rPr>
+          <w:rFonts w:ascii="Times New Roman" w:hAnsi="Times New Roman"/>
+          <w:sz w:val="24"/>
+          <w:szCs w:val="24"/>
           <w:lang w:val="pt-BR"/>
         </w:rPr>
         <w:t xml:space="preserve">Thời hạn bảo lãnh: </w:t>
@@ -878,8 +804,8 @@
         <w:rPr>
           <w:rFonts w:ascii="Times New Roman" w:hAnsi="Times New Roman"/>
           <w:color w:val="0000FF"/>
-          <w:sz w:val="26"/>
-          <w:szCs w:val="26"/>
+          <w:sz w:val="24"/>
+          <w:szCs w:val="24"/>
           <w:lang w:val="pt-BR"/>
         </w:rPr>
         <w:t>{{</w:t>
@@ -888,8 +814,8 @@
         <w:rPr>
           <w:rFonts w:ascii="Times New Roman" w:hAnsi="Times New Roman"/>
           <w:color w:val="0000FF"/>
-          <w:sz w:val="26"/>
-          <w:szCs w:val="26"/>
+          <w:sz w:val="24"/>
+          <w:szCs w:val="24"/>
         </w:rPr>
         <w:t>expiryDate</w:t>
       </w:r>
@@ -897,8 +823,8 @@
         <w:rPr>
           <w:rFonts w:ascii="Times New Roman" w:hAnsi="Times New Roman"/>
           <w:color w:val="0000FF"/>
-          <w:sz w:val="26"/>
-          <w:szCs w:val="26"/>
+          <w:sz w:val="24"/>
+          <w:szCs w:val="24"/>
           <w:lang w:val="pt-BR"/>
         </w:rPr>
         <w:t>}}</w:t>
@@ -906,8 +832,8 @@
       <w:r>
         <w:rPr>
           <w:rFonts w:ascii="Times New Roman" w:hAnsi="Times New Roman"/>
-          <w:sz w:val="26"/>
-          <w:szCs w:val="26"/>
+          <w:sz w:val="24"/>
+          <w:szCs w:val="24"/>
           <w:lang w:val="pt-BR"/>
         </w:rPr>
         <w:t xml:space="preserve"> ngày </w:t>
@@ -915,8 +841,8 @@
       <w:r>
         <w:rPr>
           <w:rFonts w:ascii="Times New Roman" w:hAnsi="Times New Roman"/>
-          <w:sz w:val="26"/>
-          <w:szCs w:val="26"/>
+          <w:sz w:val="24"/>
+          <w:szCs w:val="24"/>
           <w:lang w:val="en-AU"/>
         </w:rPr>
         <w:t>kể từ ngày HTC-VN/Ngân hàng phục vụ HTC-VN gửi bộ hồ sơ xe đầy đủ cho BIDV Chi nhánh Đông Hà Nội</w:t>
@@ -924,8 +850,8 @@
       <w:r>
         <w:rPr>
           <w:rFonts w:ascii="Times New Roman" w:hAnsi="Times New Roman"/>
-          <w:sz w:val="26"/>
-          <w:szCs w:val="26"/>
+          <w:sz w:val="24"/>
+          <w:szCs w:val="24"/>
           <w:lang w:val="pt-BR"/>
         </w:rPr>
         <w:t>.</w:t>
@@ -938,14 +864,12 @@
         <w:jc w:val="both"/>
         <w:rPr>
           <w:spacing w:val="-2"/>
-          <w:sz w:val="26"/>
-          <w:szCs w:val="26"/>
-        </w:rPr>
-      </w:pPr>
-      <w:r>
-        <w:rPr>
-          <w:sz w:val="26"/>
-          <w:szCs w:val="26"/>
+          <w:sz w:val="24"/>
+        </w:rPr>
+      </w:pPr>
+      <w:r>
+        <w:rPr>
+          <w:sz w:val="24"/>
           <w:lang w:val="pt-BR"/>
         </w:rPr>
         <w:t xml:space="preserve">Đơn vị nhận bảo lãnh: </w:t>
@@ -953,8 +877,7 @@
       <w:r>
         <w:rPr>
           <w:spacing w:val="-2"/>
-          <w:sz w:val="26"/>
-          <w:szCs w:val="26"/>
+          <w:sz w:val="24"/>
         </w:rPr>
         <w:t>Công ty CP Liên doanh Ô tô Hyundai Thành Công Việt Nam (HTC-VN).</w:t>
       </w:r>
@@ -965,23 +888,20 @@
         <w:ind w:firstLine="562"/>
         <w:jc w:val="both"/>
         <w:rPr>
-          <w:sz w:val="26"/>
-          <w:szCs w:val="26"/>
+          <w:sz w:val="24"/>
         </w:rPr>
       </w:pPr>
       <w:r>
         <w:rPr>
           <w:spacing w:val="-4"/>
-          <w:sz w:val="26"/>
-          <w:szCs w:val="26"/>
+          <w:sz w:val="24"/>
           <w:lang w:val="pt-BR"/>
         </w:rPr>
         <w:t xml:space="preserve">Địa chỉ: </w:t>
       </w:r>
       <w:r>
         <w:rPr>
-          <w:sz w:val="26"/>
-          <w:szCs w:val="26"/>
+          <w:sz w:val="24"/>
         </w:rPr>
         <w:t>KCN Gián Khẩu, xã Gia Trấn, tỉnh Ninh Bình.</w:t>
       </w:r>
@@ -992,14 +912,12 @@
         <w:ind w:firstLine="562"/>
         <w:jc w:val="both"/>
         <w:rPr>
-          <w:sz w:val="26"/>
-          <w:szCs w:val="26"/>
-        </w:rPr>
-      </w:pPr>
-      <w:r>
-        <w:rPr>
-          <w:sz w:val="26"/>
-          <w:szCs w:val="26"/>
+          <w:sz w:val="24"/>
+        </w:rPr>
+      </w:pPr>
+      <w:r>
+        <w:rPr>
+          <w:sz w:val="24"/>
         </w:rPr>
         <w:t>Phí bảo lãnh: 2,0 %/năm theo thời gian bảo lãnh và số tiền bảo lãnh thực tế, tối thiểu 800.000 đồng/lần.</w:t>
       </w:r>
@@ -1010,29 +928,25 @@
         <w:ind w:firstLine="562"/>
         <w:jc w:val="both"/>
         <w:rPr>
-          <w:sz w:val="26"/>
-          <w:szCs w:val="26"/>
-        </w:rPr>
-      </w:pPr>
-      <w:r>
-        <w:rPr>
-          <w:sz w:val="26"/>
-          <w:szCs w:val="26"/>
+          <w:sz w:val="24"/>
+        </w:rPr>
+      </w:pPr>
+      <w:r>
+        <w:rPr>
+          <w:sz w:val="24"/>
         </w:rPr>
         <w:t xml:space="preserve">Số tài khoản thu phí là: </w:t>
       </w:r>
       <w:r>
         <w:rPr>
           <w:rFonts w:eastAsia="Calibri"/>
-          <w:sz w:val="26"/>
-          <w:szCs w:val="26"/>
+          <w:sz w:val="24"/>
         </w:rPr>
         <w:t>6910365441</w:t>
       </w:r>
       <w:r>
         <w:rPr>
-          <w:sz w:val="26"/>
-          <w:szCs w:val="26"/>
+          <w:sz w:val="24"/>
         </w:rPr>
         <w:t xml:space="preserve"> tại Ngân hàng BIDV Đồng Tháp</w:t>
       </w:r>
@@ -1044,14 +958,12 @@
         <w:jc w:val="both"/>
         <w:rPr>
           <w:color w:val="0000CC"/>
-          <w:sz w:val="26"/>
-          <w:szCs w:val="26"/>
-        </w:rPr>
-      </w:pPr>
-      <w:r>
-        <w:rPr>
-          <w:sz w:val="26"/>
-          <w:szCs w:val="26"/>
+          <w:sz w:val="24"/>
+        </w:rPr>
+      </w:pPr>
+      <w:r>
+        <w:rPr>
+          <w:sz w:val="24"/>
         </w:rPr>
         <w:t>Các loại phí khác: Theo quy định của BIDV Đồng Tháp.</w:t>
       </w:r>
@@ -1063,18 +975,15 @@
         <w:jc w:val="both"/>
         <w:rPr>
           <w:color w:val="0000CC"/>
-          <w:sz w:val="26"/>
-          <w:szCs w:val="26"/>
+          <w:sz w:val="24"/>
           <w:lang w:val="sv-SE"/>
         </w:rPr>
       </w:pPr>
       <w:r>
         <w:rPr>
-          <w:sz w:val="26"/>
-          <w:szCs w:val="26"/>
+          <w:sz w:val="24"/>
           <w:lang w:val="sv-SE"/>
         </w:rPr>
-        <w:lastRenderedPageBreak/>
         <w:t>Mẫu thư bảo lãnh: Theo mẫu của HTC-VN.</w:t>
       </w:r>
     </w:p>
@@ -1090,17 +999,16 @@
       </w:pPr>
       <w:r>
         <w:rPr>
-          <w:sz w:val="26"/>
-          <w:szCs w:val="26"/>
+          <w:sz w:val="24"/>
           <w:lang w:val="sv-SE"/>
         </w:rPr>
+        <w:lastRenderedPageBreak/>
         <w:t xml:space="preserve">Tài sản bảo đảm: Là tài sản hình thành từ nguồn tài trợ của BIDV Đồng Tháp là các xe ô tô mới 100% của Công ty mua từ HTC-VN theo Hợp đồng </w:t>
       </w:r>
       <w:r>
         <w:rPr>
           <w:spacing w:val="-2"/>
-          <w:sz w:val="26"/>
-          <w:szCs w:val="26"/>
+          <w:sz w:val="24"/>
         </w:rPr>
         <w:t xml:space="preserve">nguyên tắc mua bán hàng hóa số </w:t>
       </w:r>
@@ -1108,16 +1016,14 @@
         <w:rPr>
           <w:color w:val="0000FF"/>
           <w:spacing w:val="-2"/>
-          <w:sz w:val="26"/>
-          <w:szCs w:val="26"/>
+          <w:sz w:val="24"/>
         </w:rPr>
         <w:t xml:space="preserve">2507VS066/HĐNT/HTV ký ngày 01/07/2025 và Phụ lục hợp đồng số 260205-002/PLHD/VS066 ngày 28/01/2026 </w:t>
       </w:r>
       <w:r>
         <w:rPr>
           <w:noProof/>
-          <w:sz w:val="26"/>
-          <w:szCs w:val="26"/>
+          <w:sz w:val="24"/>
         </w:rPr>
         <w:t xml:space="preserve">và các tài sản bảo đảm khác (nếu có). Hợp đồng thế chấp tài sản hình thành trong tương lai số </w:t>
       </w:r>
@@ -1152,15 +1058,15 @@
           <w:rFonts w:ascii="Times New Roman" w:hAnsi="Times New Roman"/>
           <w:color w:val="000099"/>
           <w:spacing w:val="-2"/>
-          <w:sz w:val="26"/>
-          <w:szCs w:val="26"/>
-        </w:rPr>
-      </w:pPr>
-      <w:r>
-        <w:rPr>
-          <w:rFonts w:ascii="Times New Roman" w:hAnsi="Times New Roman"/>
-          <w:sz w:val="26"/>
-          <w:szCs w:val="26"/>
+          <w:sz w:val="24"/>
+          <w:szCs w:val="24"/>
+        </w:rPr>
+      </w:pPr>
+      <w:r>
+        <w:rPr>
+          <w:rFonts w:ascii="Times New Roman" w:hAnsi="Times New Roman"/>
+          <w:sz w:val="24"/>
+          <w:szCs w:val="24"/>
           <w:lang w:val="pt-BR"/>
         </w:rPr>
         <w:t xml:space="preserve">Hồ sơ kèm theo: </w:t>
@@ -1168,8 +1074,8 @@
       <w:r>
         <w:rPr>
           <w:rFonts w:ascii="Times New Roman" w:hAnsi="Times New Roman"/>
-          <w:sz w:val="26"/>
-          <w:szCs w:val="26"/>
+          <w:sz w:val="24"/>
+          <w:szCs w:val="24"/>
           <w:lang w:val="sv-SE"/>
         </w:rPr>
         <w:t xml:space="preserve">Hợp đồng </w:t>
@@ -1178,8 +1084,8 @@
         <w:rPr>
           <w:rFonts w:ascii="Times New Roman" w:hAnsi="Times New Roman"/>
           <w:spacing w:val="-2"/>
-          <w:sz w:val="26"/>
-          <w:szCs w:val="26"/>
+          <w:sz w:val="24"/>
+          <w:szCs w:val="24"/>
         </w:rPr>
         <w:t xml:space="preserve">nguyên tắc mua bán hàng hóa số </w:t>
       </w:r>
@@ -1188,8 +1094,8 @@
           <w:rFonts w:ascii="Times New Roman" w:hAnsi="Times New Roman"/>
           <w:color w:val="0000FF"/>
           <w:spacing w:val="-2"/>
-          <w:sz w:val="26"/>
-          <w:szCs w:val="26"/>
+          <w:sz w:val="24"/>
+          <w:szCs w:val="24"/>
         </w:rPr>
         <w:t>2507VS066/HĐNT/HTV ký ngày 01/07/2025 và Phụ lục hợp đồng số 260205-002/PLHD/VS066 ngày 28/01/2026</w:t>
       </w:r>
@@ -1198,8 +1104,8 @@
           <w:rFonts w:ascii="Times New Roman" w:hAnsi="Times New Roman"/>
           <w:color w:val="000099"/>
           <w:spacing w:val="-2"/>
-          <w:sz w:val="26"/>
-          <w:szCs w:val="26"/>
+          <w:sz w:val="24"/>
+          <w:szCs w:val="24"/>
         </w:rPr>
         <w:t>.</w:t>
       </w:r>
@@ -1211,15 +1117,13 @@
         <w:jc w:val="both"/>
         <w:rPr>
           <w:spacing w:val="-2"/>
-          <w:sz w:val="26"/>
-          <w:szCs w:val="26"/>
+          <w:sz w:val="24"/>
         </w:rPr>
       </w:pPr>
       <w:r>
         <w:rPr>
           <w:spacing w:val="-2"/>
-          <w:sz w:val="26"/>
-          <w:szCs w:val="26"/>
+          <w:sz w:val="24"/>
         </w:rPr>
         <w:t>Công ty cam kết:</w:t>
       </w:r>
@@ -1230,15 +1134,13 @@
         <w:ind w:firstLine="562"/>
         <w:jc w:val="both"/>
         <w:rPr>
-          <w:sz w:val="26"/>
-          <w:szCs w:val="26"/>
+          <w:sz w:val="24"/>
           <w:lang w:val="pt-BR"/>
         </w:rPr>
       </w:pPr>
       <w:r>
         <w:rPr>
-          <w:sz w:val="26"/>
-          <w:szCs w:val="26"/>
+          <w:sz w:val="24"/>
           <w:lang w:val="pt-BR"/>
         </w:rPr>
         <w:t>Ngay sau khi Ngân hàng chấp nhận (theo nội dung phần chấp nhận dưới đây) và phát hành thư bảo lãnh đối với Đơn vị nhận bảo lãnh theo nội dung Ngân hàng chấp nhận thì Giấy đề nghị cấp bảo lãnh kiêm hợp đồng cấp bảo lãnh cụ thể này sẽ ràng buộc trách nhiệm của chúng tôi đối với nghĩa vụ được Ngân hàng bảo lãnh.</w:t>
@@ -1251,15 +1153,13 @@
         <w:jc w:val="both"/>
         <w:rPr>
           <w:color w:val="0000CC"/>
-          <w:sz w:val="26"/>
-          <w:szCs w:val="26"/>
+          <w:sz w:val="24"/>
           <w:lang w:val="pt-BR"/>
         </w:rPr>
       </w:pPr>
       <w:r>
         <w:rPr>
-          <w:sz w:val="26"/>
-          <w:szCs w:val="26"/>
+          <w:sz w:val="24"/>
           <w:lang w:val="pt-BR"/>
         </w:rPr>
         <w:t xml:space="preserve">Giấy đề nghị cấp bảo lãnh kiêm hợp đồng cấp bảo lãnh cụ thể này là một bộ phần không tách rời Hợp đồng tín dụng hạn mức số </w:t>
@@ -1274,8 +1174,7 @@
       </w:r>
       <w:r>
         <w:rPr>
-          <w:sz w:val="26"/>
-          <w:szCs w:val="26"/>
+          <w:sz w:val="24"/>
           <w:lang w:val="pt-BR"/>
         </w:rPr>
         <w:t xml:space="preserve">Chúng tôi cam kết thực hiện theo đúng các nội dung đề nghị và chấp thuận của Ngân hàng dưới đây theo Giấy đề nghị cấp bảo lãnh kiêm hợp đồng cấp bảo lãnh cụ thể này và Hợp đồng tín dụng hạn mức số </w:t>

--- a/src/main/resources/templates/DeNghiCapBaoLanh/de-nghi-cap-bao-lanh-hyundai.docx
+++ b/src/main/resources/templates/DeNghiCapBaoLanh/de-nghi-cap-bao-lanh-hyundai.docx
@@ -66,7 +66,7 @@
                 <w:noProof/>
               </w:rPr>
               <w:drawing>
-                <wp:anchor distT="0" distB="0" distL="114300" distR="114300" simplePos="0" relativeHeight="251659264" behindDoc="0" locked="0" layoutInCell="1" allowOverlap="1" wp14:anchorId="658827BB" wp14:editId="6F87DE56">
+                <wp:anchor distT="0" distB="0" distL="114300" distR="114300" simplePos="0" relativeHeight="251659264" behindDoc="0" locked="0" layoutInCell="1" allowOverlap="1" wp14:anchorId="658827BB" wp14:editId="5D46EBF8">
                   <wp:simplePos x="0" y="0"/>
                   <wp:positionH relativeFrom="column">
                     <wp:posOffset>-6350</wp:posOffset>
@@ -619,23 +619,20 @@
     </w:p>
     <w:p>
       <w:pPr>
-        <w:spacing w:before="240" w:after="60" w:line="276" w:lineRule="auto"/>
+        <w:spacing w:line="276" w:lineRule="auto"/>
         <w:ind w:firstLine="567"/>
         <w:jc w:val="both"/>
         <w:rPr>
-          <w:i/>
-          <w:noProof/>
           <w:sz w:val="24"/>
           <w:lang w:val="fr-FR"/>
         </w:rPr>
       </w:pPr>
       <w:r>
         <w:rPr>
-          <w:noProof/>
           <w:sz w:val="24"/>
           <w:lang w:val="fr-FR"/>
         </w:rPr>
-        <w:t xml:space="preserve">Căn cứ Hợp đồng tín dụng hạn mức số: </w:t>
+        <w:t xml:space="preserve">Bằng văn bản này, đề nghị Ngân hàng cấp bảo lãnh cho chúng tôi số tiền là : </w:t>
       </w:r>
       <w:r>
         <w:rPr>
@@ -643,46 +640,14 @@
           <w:sz w:val="24"/>
           <w:lang w:val="fr-FR"/>
         </w:rPr>
-        <w:t>{{HDTD}} ngày {{HDTD_DATE}}</w:t>
+        <w:t>{{TONG}} (Bằng chữ : {{TONG_TEXT}}</w:t>
       </w:r>
       <w:r>
         <w:rPr>
           <w:sz w:val="24"/>
           <w:lang w:val="fr-FR"/>
         </w:rPr>
-        <w:t xml:space="preserve"> (sau đây gọi là “Hợp đồng tín dụng hạn mức”) ký</w:t>
-      </w:r>
-      <w:r>
-        <w:rPr>
-          <w:bCs/>
-          <w:sz w:val="24"/>
-          <w:lang w:val="fr-FR"/>
-        </w:rPr>
-        <w:t xml:space="preserve"> </w:t>
-      </w:r>
-      <w:r>
-        <w:rPr>
-          <w:noProof/>
-          <w:sz w:val="24"/>
-          <w:lang w:val="fr-FR"/>
-        </w:rPr>
-        <w:t xml:space="preserve">giữa Công ty chúng tôi và </w:t>
-      </w:r>
-      <w:r>
-        <w:rPr>
-          <w:sz w:val="24"/>
-          <w:lang w:val="fr-FR"/>
-        </w:rPr>
-        <w:t>Ngân hàng</w:t>
-      </w:r>
-      <w:r>
-        <w:rPr>
-          <w:i/>
-          <w:noProof/>
-          <w:sz w:val="24"/>
-          <w:lang w:val="fr-FR"/>
-        </w:rPr>
-        <w:t>.</w:t>
+        <w:t>).</w:t>
       </w:r>
     </w:p>
     <w:p>
